--- a/更新世界的锋芒_SoundInsight_复赛作品.docx
+++ b/更新世界的锋芒_SoundInsight_复赛作品.docx
@@ -3400,7 +3400,7 @@
           <w:b w:val="0"/>
           <w:sz w:val="21"/>
         </w:rPr>
-        <w:t>☑ 代码仓库地址（可选）：https://github.com/DaiYanQBZ95Doll/soundinsight</w:t>
+        <w:t>☑ 代码仓库地址（可选）：GitHub https://github.com/DaiYanQBZ95Doll/soundinsight ｜ GitCode https://gitcode.com/DaiYanQBZ95Doll/soundinsight</w:t>
       </w:r>
     </w:p>
     <w:p>
@@ -3505,7 +3505,7 @@
                 <w:b w:val="0"/>
                 <w:sz w:val="20"/>
               </w:rPr>
-              <w:t>https://github.com/DaiYanQBZ95Doll/soundinsight</w:t>
+              <w:t>GitCode：https://gitcode.com/DaiYanQBZ95Doll/soundinsight ｜ GitHub：https://github.com/DaiYanQBZ95Doll/soundinsight</w:t>
             </w:r>
           </w:p>
         </w:tc>
@@ -3683,7 +3683,7 @@
           <w:b w:val="0"/>
           <w:sz w:val="21"/>
         </w:rPr>
-        <w:t>更新世界的锋芒_SoundInsight_复赛作品.pdf（主文档，由 competition_v4.md 导出）</w:t>
+        <w:t>更新世界的锋芒_SoundInsight_复赛作品.pdf（主文档；模板允许 .docx 或 .pdf，本项目同时提供 Word 版备份）</w:t>
       </w:r>
     </w:p>
     <w:p>

--- a/更新世界的锋芒_SoundInsight_复赛作品.docx
+++ b/更新世界的锋芒_SoundInsight_复赛作品.docx
@@ -1006,7 +1006,23 @@
           <w:b w:val="0"/>
           <w:sz w:val="21"/>
         </w:rPr>
-        <w:t>批量 CSV 分析：上传评论文件，生成差评率、问题分布统计</w:t>
+        <w:t>批量 CSV 分析：上传评论文件，直接输出与 Agent 同口径的</w:t>
+      </w:r>
+      <w:r>
+        <w:rPr>
+          <w:rFonts w:ascii="Calibri" w:hAnsi="Calibri" w:eastAsia="等线"/>
+          <w:b/>
+          <w:sz w:val="21"/>
+        </w:rPr>
+        <w:t>六节完整报告</w:t>
+      </w:r>
+      <w:r>
+        <w:rPr>
+          <w:rFonts w:ascii="Calibri" w:hAnsi="Calibri" w:eastAsia="等线"/>
+          <w:b w:val="0"/>
+          <w:sz w:val="21"/>
+        </w:rPr>
+        <w:t>（总体概况／问题分布含占比与优先级／典型案例附五类归因概率／行动建议／验证指标／附注），并可下载报告文件</w:t>
       </w:r>
     </w:p>
     <w:p>
@@ -1019,7 +1035,7 @@
           <w:b w:val="0"/>
           <w:sz w:val="21"/>
         </w:rPr>
-        <w:t>一键洞察 Agent：命令行输入 python soundinsight_agent.py --csv 文件.csv，自动生成六节结构完整报告</w:t>
+        <w:t>一键洞察 Agent：命令行输入 python soundinsight_agent.py --csv 文件.csv，自动生成六节结构完整报告（与 Demo 共用同一报告模块 report_builder.py，口径一致）</w:t>
       </w:r>
     </w:p>
     <w:p>
@@ -1685,7 +1701,23 @@
           <w:b w:val="0"/>
           <w:sz w:val="21"/>
         </w:rPr>
-        <w:t>：Gradio 三页（单条判定/批量分析/边界案例），本地与在线双形态。</w:t>
+        <w:t>：Gradio 三页（单条判定 / 批量分析 / 边界案例），本地与在线双形态；批量页与命令行 Agent 共用同一报告模块（</w:t>
+      </w:r>
+      <w:r>
+        <w:rPr>
+          <w:rFonts w:ascii="Consolas" w:hAnsi="Consolas" w:eastAsia="等线"/>
+          <w:b w:val="0"/>
+          <w:sz w:val="20"/>
+        </w:rPr>
+        <w:t>report_builder.py</w:t>
+      </w:r>
+      <w:r>
+        <w:rPr>
+          <w:rFonts w:ascii="Calibri" w:hAnsi="Calibri" w:eastAsia="等线"/>
+          <w:b w:val="0"/>
+          <w:sz w:val="21"/>
+        </w:rPr>
+        <w:t>），输出口径完全一致。</w:t>
       </w:r>
     </w:p>
     <w:p>
@@ -3242,7 +3274,23 @@
           <w:b w:val="0"/>
           <w:sz w:val="21"/>
         </w:rPr>
-        <w:t>中置信兜底：prob∈[0.5,0.9744) 的评论在报告中标注"疑似负面"，减少阈值边界漏报</w:t>
+        <w:t>中置信兜底：prob∈[0.5,0.9744) 的评论在报告中标注"疑似负面"，减少阈值边界漏报（</w:t>
+      </w:r>
+      <w:r>
+        <w:rPr>
+          <w:rFonts w:ascii="Calibri" w:hAnsi="Calibri" w:eastAsia="等线"/>
+          <w:b/>
+          <w:sz w:val="21"/>
+        </w:rPr>
+        <w:t>本轮已实现</w:t>
+      </w:r>
+      <w:r>
+        <w:rPr>
+          <w:rFonts w:ascii="Calibri" w:hAnsi="Calibri" w:eastAsia="等线"/>
+          <w:b w:val="0"/>
+          <w:sz w:val="21"/>
+        </w:rPr>
+        <w:t>：报告第五节列出中置信条数并提示人工抽查）</w:t>
       </w:r>
     </w:p>
     <w:p>

--- a/更新世界的锋芒_SoundInsight_复赛作品.docx
+++ b/更新世界的锋芒_SoundInsight_复赛作品.docx
@@ -735,7 +735,7 @@
                 <w:b w:val="0"/>
                 <w:sz w:val="20"/>
               </w:rPr>
-              <w:t>89.6%</w:t>
+              <w:t>89.6%（阈值 0.5 高召回档）</w:t>
             </w:r>
           </w:p>
         </w:tc>
@@ -797,7 +797,7 @@
                 <w:b w:val="0"/>
                 <w:sz w:val="20"/>
               </w:rPr>
-              <w:t>0.687</w:t>
+              <w:t>0.687（阈值 0.9744，同档召回 71.3% / 精确 66.3%）</w:t>
             </w:r>
           </w:p>
         </w:tc>
@@ -2275,7 +2275,470 @@
           <w:b w:val="0"/>
           <w:sz w:val="21"/>
         </w:rPr>
-        <w:t>最终二分类模型在固定验证集 val_v2（20000 条 / 251 正例）上：F1=0.6871（阈值 0.97），召回率 89.6%，精确率 47.9%。混淆矩阵（thr=0.5）：TN=19504、FP=245、FN=26、TP=225；混淆矩阵（thr=0.9744）：TN=19658、FP=91、FN=72、TP=179。（GPU 推理不确定性下重跑为 TP=178/FN=73，F1 0.685，±0.002 波动，调和说明见 results_summary.md）</w:t>
+        <w:t>同一模型在固定验证集 val_v2（20000 条 / 251 正例）上，两个决策阈值的结果分列如下。</w:t>
+      </w:r>
+      <w:r>
+        <w:rPr>
+          <w:rFonts w:ascii="Calibri" w:hAnsi="Calibri" w:eastAsia="等线"/>
+          <w:b/>
+          <w:sz w:val="21"/>
+        </w:rPr>
+        <w:t>两档指标必须成对阅读，不可跨阈值混用</w:t>
+      </w:r>
+      <w:r>
+        <w:rPr>
+          <w:rFonts w:ascii="Calibri" w:hAnsi="Calibri" w:eastAsia="等线"/>
+          <w:b w:val="0"/>
+          <w:sz w:val="21"/>
+        </w:rPr>
+        <w:t>（例如"F1=0.6871"只与 66.3% / 71.3% 同档）：</w:t>
+      </w:r>
+    </w:p>
+    <w:tbl>
+      <w:tblPr>
+        <w:tblStyle w:val="TableGrid"/>
+        <w:tblW w:type="auto" w:w="0"/>
+        <w:tblLook w:firstColumn="1" w:firstRow="1" w:lastColumn="0" w:lastRow="0" w:noHBand="0" w:noVBand="1" w:val="04A0"/>
+      </w:tblPr>
+      <w:tblGrid>
+        <w:gridCol w:w="1080"/>
+        <w:gridCol w:w="1080"/>
+        <w:gridCol w:w="1080"/>
+        <w:gridCol w:w="1080"/>
+        <w:gridCol w:w="1080"/>
+        <w:gridCol w:w="1080"/>
+        <w:gridCol w:w="1080"/>
+        <w:gridCol w:w="1080"/>
+      </w:tblGrid>
+      <w:tr>
+        <w:tc>
+          <w:tcPr>
+            <w:tcW w:type="dxa" w:w="1080"/>
+          </w:tcPr>
+          <w:p>
+            <w:r>
+              <w:rPr>
+                <w:rFonts w:ascii="Calibri" w:hAnsi="Calibri" w:eastAsia="等线"/>
+                <w:b/>
+                <w:sz w:val="20"/>
+              </w:rPr>
+              <w:t>决策阈值</w:t>
+            </w:r>
+          </w:p>
+        </w:tc>
+        <w:tc>
+          <w:tcPr>
+            <w:tcW w:type="dxa" w:w="1080"/>
+          </w:tcPr>
+          <w:p>
+            <w:r>
+              <w:rPr>
+                <w:rFonts w:ascii="Calibri" w:hAnsi="Calibri" w:eastAsia="等线"/>
+                <w:b/>
+                <w:sz w:val="20"/>
+              </w:rPr>
+              <w:t>TP</w:t>
+            </w:r>
+          </w:p>
+        </w:tc>
+        <w:tc>
+          <w:tcPr>
+            <w:tcW w:type="dxa" w:w="1080"/>
+          </w:tcPr>
+          <w:p>
+            <w:r>
+              <w:rPr>
+                <w:rFonts w:ascii="Calibri" w:hAnsi="Calibri" w:eastAsia="等线"/>
+                <w:b/>
+                <w:sz w:val="20"/>
+              </w:rPr>
+              <w:t>FP</w:t>
+            </w:r>
+          </w:p>
+        </w:tc>
+        <w:tc>
+          <w:tcPr>
+            <w:tcW w:type="dxa" w:w="1080"/>
+          </w:tcPr>
+          <w:p>
+            <w:r>
+              <w:rPr>
+                <w:rFonts w:ascii="Calibri" w:hAnsi="Calibri" w:eastAsia="等线"/>
+                <w:b/>
+                <w:sz w:val="20"/>
+              </w:rPr>
+              <w:t>FN</w:t>
+            </w:r>
+          </w:p>
+        </w:tc>
+        <w:tc>
+          <w:tcPr>
+            <w:tcW w:type="dxa" w:w="1080"/>
+          </w:tcPr>
+          <w:p>
+            <w:r>
+              <w:rPr>
+                <w:rFonts w:ascii="Calibri" w:hAnsi="Calibri" w:eastAsia="等线"/>
+                <w:b/>
+                <w:sz w:val="20"/>
+              </w:rPr>
+              <w:t>TN</w:t>
+            </w:r>
+          </w:p>
+        </w:tc>
+        <w:tc>
+          <w:tcPr>
+            <w:tcW w:type="dxa" w:w="1080"/>
+          </w:tcPr>
+          <w:p>
+            <w:r>
+              <w:rPr>
+                <w:rFonts w:ascii="Calibri" w:hAnsi="Calibri" w:eastAsia="等线"/>
+                <w:b/>
+                <w:sz w:val="20"/>
+              </w:rPr>
+              <w:t>精确率</w:t>
+            </w:r>
+          </w:p>
+        </w:tc>
+        <w:tc>
+          <w:tcPr>
+            <w:tcW w:type="dxa" w:w="1080"/>
+          </w:tcPr>
+          <w:p>
+            <w:r>
+              <w:rPr>
+                <w:rFonts w:ascii="Calibri" w:hAnsi="Calibri" w:eastAsia="等线"/>
+                <w:b/>
+                <w:sz w:val="20"/>
+              </w:rPr>
+              <w:t>召回率</w:t>
+            </w:r>
+          </w:p>
+        </w:tc>
+        <w:tc>
+          <w:tcPr>
+            <w:tcW w:type="dxa" w:w="1080"/>
+          </w:tcPr>
+          <w:p>
+            <w:r>
+              <w:rPr>
+                <w:rFonts w:ascii="Calibri" w:hAnsi="Calibri" w:eastAsia="等线"/>
+                <w:b/>
+                <w:sz w:val="20"/>
+              </w:rPr>
+              <w:t>F1</w:t>
+            </w:r>
+          </w:p>
+        </w:tc>
+      </w:tr>
+      <w:tr>
+        <w:tc>
+          <w:tcPr>
+            <w:tcW w:type="dxa" w:w="1080"/>
+          </w:tcPr>
+          <w:p>
+            <w:r>
+              <w:rPr>
+                <w:rFonts w:ascii="Calibri" w:hAnsi="Calibri" w:eastAsia="等线"/>
+                <w:b/>
+                <w:sz w:val="20"/>
+              </w:rPr>
+              <w:t>0.9744</w:t>
+            </w:r>
+            <w:r>
+              <w:rPr>
+                <w:rFonts w:ascii="Calibri" w:hAnsi="Calibri" w:eastAsia="等线"/>
+                <w:b w:val="0"/>
+                <w:sz w:val="20"/>
+              </w:rPr>
+              <w:t>（验证集上 F1 最优，对外显示 0.97）</w:t>
+            </w:r>
+          </w:p>
+        </w:tc>
+        <w:tc>
+          <w:tcPr>
+            <w:tcW w:type="dxa" w:w="1080"/>
+          </w:tcPr>
+          <w:p>
+            <w:r>
+              <w:rPr>
+                <w:rFonts w:ascii="Calibri" w:hAnsi="Calibri" w:eastAsia="等线"/>
+                <w:b w:val="0"/>
+                <w:sz w:val="20"/>
+              </w:rPr>
+              <w:t>179</w:t>
+            </w:r>
+          </w:p>
+        </w:tc>
+        <w:tc>
+          <w:tcPr>
+            <w:tcW w:type="dxa" w:w="1080"/>
+          </w:tcPr>
+          <w:p>
+            <w:r>
+              <w:rPr>
+                <w:rFonts w:ascii="Calibri" w:hAnsi="Calibri" w:eastAsia="等线"/>
+                <w:b w:val="0"/>
+                <w:sz w:val="20"/>
+              </w:rPr>
+              <w:t>91</w:t>
+            </w:r>
+          </w:p>
+        </w:tc>
+        <w:tc>
+          <w:tcPr>
+            <w:tcW w:type="dxa" w:w="1080"/>
+          </w:tcPr>
+          <w:p>
+            <w:r>
+              <w:rPr>
+                <w:rFonts w:ascii="Calibri" w:hAnsi="Calibri" w:eastAsia="等线"/>
+                <w:b w:val="0"/>
+                <w:sz w:val="20"/>
+              </w:rPr>
+              <w:t>72</w:t>
+            </w:r>
+          </w:p>
+        </w:tc>
+        <w:tc>
+          <w:tcPr>
+            <w:tcW w:type="dxa" w:w="1080"/>
+          </w:tcPr>
+          <w:p>
+            <w:r>
+              <w:rPr>
+                <w:rFonts w:ascii="Calibri" w:hAnsi="Calibri" w:eastAsia="等线"/>
+                <w:b w:val="0"/>
+                <w:sz w:val="20"/>
+              </w:rPr>
+              <w:t>19658</w:t>
+            </w:r>
+          </w:p>
+        </w:tc>
+        <w:tc>
+          <w:tcPr>
+            <w:tcW w:type="dxa" w:w="1080"/>
+          </w:tcPr>
+          <w:p>
+            <w:r>
+              <w:rPr>
+                <w:rFonts w:ascii="Calibri" w:hAnsi="Calibri" w:eastAsia="等线"/>
+                <w:b w:val="0"/>
+                <w:sz w:val="20"/>
+              </w:rPr>
+              <w:t>66.3%</w:t>
+            </w:r>
+          </w:p>
+        </w:tc>
+        <w:tc>
+          <w:tcPr>
+            <w:tcW w:type="dxa" w:w="1080"/>
+          </w:tcPr>
+          <w:p>
+            <w:r>
+              <w:rPr>
+                <w:rFonts w:ascii="Calibri" w:hAnsi="Calibri" w:eastAsia="等线"/>
+                <w:b w:val="0"/>
+                <w:sz w:val="20"/>
+              </w:rPr>
+              <w:t>71.3%</w:t>
+            </w:r>
+          </w:p>
+        </w:tc>
+        <w:tc>
+          <w:tcPr>
+            <w:tcW w:type="dxa" w:w="1080"/>
+          </w:tcPr>
+          <w:p>
+            <w:r>
+              <w:rPr>
+                <w:rFonts w:ascii="Calibri" w:hAnsi="Calibri" w:eastAsia="等线"/>
+                <w:b/>
+                <w:sz w:val="20"/>
+              </w:rPr>
+              <w:t>0.6871</w:t>
+            </w:r>
+          </w:p>
+        </w:tc>
+      </w:tr>
+      <w:tr>
+        <w:tc>
+          <w:tcPr>
+            <w:tcW w:type="dxa" w:w="1080"/>
+          </w:tcPr>
+          <w:p>
+            <w:r>
+              <w:rPr>
+                <w:rFonts w:ascii="Calibri" w:hAnsi="Calibri" w:eastAsia="等线"/>
+                <w:b w:val="0"/>
+                <w:sz w:val="20"/>
+              </w:rPr>
+              <w:t>0.5（默认阈值，高召回档）</w:t>
+            </w:r>
+          </w:p>
+        </w:tc>
+        <w:tc>
+          <w:tcPr>
+            <w:tcW w:type="dxa" w:w="1080"/>
+          </w:tcPr>
+          <w:p>
+            <w:r>
+              <w:rPr>
+                <w:rFonts w:ascii="Calibri" w:hAnsi="Calibri" w:eastAsia="等线"/>
+                <w:b w:val="0"/>
+                <w:sz w:val="20"/>
+              </w:rPr>
+              <w:t>225</w:t>
+            </w:r>
+          </w:p>
+        </w:tc>
+        <w:tc>
+          <w:tcPr>
+            <w:tcW w:type="dxa" w:w="1080"/>
+          </w:tcPr>
+          <w:p>
+            <w:r>
+              <w:rPr>
+                <w:rFonts w:ascii="Calibri" w:hAnsi="Calibri" w:eastAsia="等线"/>
+                <w:b w:val="0"/>
+                <w:sz w:val="20"/>
+              </w:rPr>
+              <w:t>245</w:t>
+            </w:r>
+          </w:p>
+        </w:tc>
+        <w:tc>
+          <w:tcPr>
+            <w:tcW w:type="dxa" w:w="1080"/>
+          </w:tcPr>
+          <w:p>
+            <w:r>
+              <w:rPr>
+                <w:rFonts w:ascii="Calibri" w:hAnsi="Calibri" w:eastAsia="等线"/>
+                <w:b w:val="0"/>
+                <w:sz w:val="20"/>
+              </w:rPr>
+              <w:t>26</w:t>
+            </w:r>
+          </w:p>
+        </w:tc>
+        <w:tc>
+          <w:tcPr>
+            <w:tcW w:type="dxa" w:w="1080"/>
+          </w:tcPr>
+          <w:p>
+            <w:r>
+              <w:rPr>
+                <w:rFonts w:ascii="Calibri" w:hAnsi="Calibri" w:eastAsia="等线"/>
+                <w:b w:val="0"/>
+                <w:sz w:val="20"/>
+              </w:rPr>
+              <w:t>19504</w:t>
+            </w:r>
+          </w:p>
+        </w:tc>
+        <w:tc>
+          <w:tcPr>
+            <w:tcW w:type="dxa" w:w="1080"/>
+          </w:tcPr>
+          <w:p>
+            <w:r>
+              <w:rPr>
+                <w:rFonts w:ascii="Calibri" w:hAnsi="Calibri" w:eastAsia="等线"/>
+                <w:b w:val="0"/>
+                <w:sz w:val="20"/>
+              </w:rPr>
+              <w:t>47.9%</w:t>
+            </w:r>
+          </w:p>
+        </w:tc>
+        <w:tc>
+          <w:tcPr>
+            <w:tcW w:type="dxa" w:w="1080"/>
+          </w:tcPr>
+          <w:p>
+            <w:r>
+              <w:rPr>
+                <w:rFonts w:ascii="Calibri" w:hAnsi="Calibri" w:eastAsia="等线"/>
+                <w:b w:val="0"/>
+                <w:sz w:val="20"/>
+              </w:rPr>
+              <w:t>89.6%</w:t>
+            </w:r>
+          </w:p>
+        </w:tc>
+        <w:tc>
+          <w:tcPr>
+            <w:tcW w:type="dxa" w:w="1080"/>
+          </w:tcPr>
+          <w:p>
+            <w:r>
+              <w:rPr>
+                <w:rFonts w:ascii="Calibri" w:hAnsi="Calibri" w:eastAsia="等线"/>
+                <w:b w:val="0"/>
+                <w:sz w:val="20"/>
+              </w:rPr>
+              <w:t>0.6241</w:t>
+            </w:r>
+          </w:p>
+        </w:tc>
+      </w:tr>
+    </w:tbl>
+    <w:p/>
+    <w:p>
+      <w:pPr>
+        <w:pStyle w:val="ListBullet"/>
+      </w:pPr>
+      <w:r>
+        <w:rPr>
+          <w:rFonts w:ascii="Calibri" w:hAnsi="Calibri" w:eastAsia="等线"/>
+          <w:b w:val="0"/>
+          <w:sz w:val="21"/>
+        </w:rPr>
+        <w:t xml:space="preserve">对外主指标取 </w:t>
+      </w:r>
+      <w:r>
+        <w:rPr>
+          <w:rFonts w:ascii="Calibri" w:hAnsi="Calibri" w:eastAsia="等线"/>
+          <w:b/>
+          <w:sz w:val="21"/>
+        </w:rPr>
+        <w:t>F1=0.6871 @ 阈值 0.9744</w:t>
+      </w:r>
+      <w:r>
+        <w:rPr>
+          <w:rFonts w:ascii="Calibri" w:hAnsi="Calibri" w:eastAsia="等线"/>
+          <w:b w:val="0"/>
+          <w:sz w:val="21"/>
+        </w:rPr>
+        <w:t>，同档精确率 66.3%、召回率 71.3%。</w:t>
+      </w:r>
+    </w:p>
+    <w:p>
+      <w:pPr>
+        <w:pStyle w:val="ListBullet"/>
+      </w:pPr>
+      <w:r>
+        <w:rPr>
+          <w:rFonts w:ascii="Calibri" w:hAnsi="Calibri" w:eastAsia="等线"/>
+          <w:b w:val="0"/>
+          <w:sz w:val="21"/>
+        </w:rPr>
+        <w:t>阈值 0.5 是"宁可错杀不可放过"档：召回率升到 89.6%，精确率降到 47.9%，F1 降到 0.6241。两档都是同一模型的实测结果，由卖家在 config.json 中按业务偏好选择，不是两个模型的成绩。</w:t>
+      </w:r>
+    </w:p>
+    <w:p>
+      <w:pPr>
+        <w:pStyle w:val="ListBullet"/>
+      </w:pPr>
+      <w:r>
+        <w:rPr>
+          <w:rFonts w:ascii="Calibri" w:hAnsi="Calibri" w:eastAsia="等线"/>
+          <w:b w:val="0"/>
+          <w:sz w:val="21"/>
+        </w:rPr>
+        <w:t>（GPU 推理不确定性下重跑为 TP=178/FN=73，F1 0.685，±0.002 波动，调和说明见 results_summary.md）</w:t>
       </w:r>
     </w:p>
     <w:p>
@@ -2798,6 +3261,48 @@
         <w:t>7.6 消融实验</w:t>
       </w:r>
     </w:p>
+    <w:p>
+      <w:r>
+        <w:rPr>
+          <w:rFonts w:ascii="Calibri" w:hAnsi="Calibri" w:eastAsia="等线"/>
+          <w:b w:val="0"/>
+          <w:sz w:val="21"/>
+        </w:rPr>
+        <w:t>下表"调优 F1"为各组在各自最优阈值下的成绩；"业务化结论"列的召回/精确取自</w:t>
+      </w:r>
+      <w:r>
+        <w:rPr>
+          <w:rFonts w:ascii="Calibri" w:hAnsi="Calibri" w:eastAsia="等线"/>
+          <w:b/>
+          <w:sz w:val="21"/>
+        </w:rPr>
+        <w:t>阈值 0.5</w:t>
+      </w:r>
+      <w:r>
+        <w:rPr>
+          <w:rFonts w:ascii="Calibri" w:hAnsi="Calibri" w:eastAsia="等线"/>
+          <w:b w:val="0"/>
+          <w:sz w:val="21"/>
+        </w:rPr>
+        <w:t xml:space="preserve"> 的同组混淆矩阵（</w:t>
+      </w:r>
+      <w:r>
+        <w:rPr>
+          <w:rFonts w:ascii="Consolas" w:hAnsi="Consolas" w:eastAsia="等线"/>
+          <w:b w:val="0"/>
+          <w:sz w:val="20"/>
+        </w:rPr>
+        <w:t>ablation_summary.md</w:t>
+      </w:r>
+      <w:r>
+        <w:rPr>
+          <w:rFonts w:ascii="Calibri" w:hAnsi="Calibri" w:eastAsia="等线"/>
+          <w:b w:val="0"/>
+          <w:sz w:val="21"/>
+        </w:rPr>
+        <w:t xml:space="preserve"> 表头同此口径），故不与左侧调优 F1 同档：</w:t>
+      </w:r>
+    </w:p>
     <w:tbl>
       <w:tblPr>
         <w:tblStyle w:val="TableGrid"/>
@@ -2851,7 +3356,7 @@
                 <w:b/>
                 <w:sz w:val="20"/>
               </w:rPr>
-              <w:t>业务化结论</w:t>
+              <w:t>业务化结论（召回/精确 @ 阈值 0.5）</w:t>
             </w:r>
           </w:p>
         </w:tc>
@@ -2898,7 +3403,7 @@
                 <w:b w:val="0"/>
                 <w:sz w:val="20"/>
               </w:rPr>
-              <w:t>漏掉一半真实差评：召回率仅 53%</w:t>
+              <w:t>漏掉一半真实差评：召回率仅 53.0%</w:t>
             </w:r>
           </w:p>
         </w:tc>
@@ -3039,7 +3544,7 @@
                 <w:b w:val="0"/>
                 <w:sz w:val="20"/>
               </w:rPr>
-              <w:t>召回/精确/效率帕累托最优</w:t>
+              <w:t>召回 89.6% / 精确 47.9%（阈值 0.5 档；本行 F1 0.6871 出自阈值 0.9744 档）</w:t>
             </w:r>
           </w:p>
         </w:tc>
